--- a/MA Project report.docx
+++ b/MA Project report.docx
@@ -254,7 +254,6 @@
           <w:lang w:val="en-US" w:eastAsia="en-IN"/>
         </w:rPr>
       </w:pPr>
-      <w:proofErr w:type="spellStart"/>
       <w:r>
         <w:rPr>
           <w:rFonts w:ascii="Times New Roman" w:hAnsi="Times New Roman" w:cs="Times New Roman"/>
@@ -265,20 +264,7 @@
           <w:szCs w:val="28"/>
           <w:lang w:val="en-US" w:eastAsia="en-IN"/>
         </w:rPr>
-        <w:t>Bijlesh</w:t>
-      </w:r>
-      <w:proofErr w:type="spellEnd"/>
-      <w:r>
-        <w:rPr>
-          <w:rFonts w:ascii="Times New Roman" w:hAnsi="Times New Roman" w:cs="Times New Roman"/>
-          <w:b/>
-          <w:bCs/>
-          <w:color w:val="000000"/>
-          <w:sz w:val="28"/>
-          <w:szCs w:val="28"/>
-          <w:lang w:val="en-US" w:eastAsia="en-IN"/>
-        </w:rPr>
-        <w:t xml:space="preserve"> S                                  231801501         </w:t>
+        <w:t xml:space="preserve">Bijlesh S                                  231801501         </w:t>
       </w:r>
     </w:p>
     <w:p>
@@ -781,43 +767,7 @@
           <w:sz w:val="28"/>
           <w:szCs w:val="28"/>
         </w:rPr>
-        <w:t xml:space="preserve">”  is the </w:t>
-      </w:r>
-      <w:proofErr w:type="spellStart"/>
-      <w:r>
-        <w:rPr>
-          <w:rFonts w:ascii="Times New Roman" w:hAnsi="Times New Roman" w:cs="Times New Roman"/>
-          <w:sz w:val="28"/>
-          <w:szCs w:val="28"/>
-        </w:rPr>
-        <w:t>bonafide</w:t>
-      </w:r>
-      <w:proofErr w:type="spellEnd"/>
-      <w:r>
-        <w:rPr>
-          <w:rFonts w:ascii="Times New Roman" w:hAnsi="Times New Roman" w:cs="Times New Roman"/>
-          <w:sz w:val="28"/>
-          <w:szCs w:val="28"/>
-        </w:rPr>
-        <w:t xml:space="preserve"> work of Hemanth Kumar D ( 231801057) , Balaji R (231801018) , </w:t>
-      </w:r>
-      <w:proofErr w:type="spellStart"/>
-      <w:r>
-        <w:rPr>
-          <w:rFonts w:ascii="Times New Roman" w:hAnsi="Times New Roman" w:cs="Times New Roman"/>
-          <w:sz w:val="28"/>
-          <w:szCs w:val="28"/>
-        </w:rPr>
-        <w:t>Bijlesh</w:t>
-      </w:r>
-      <w:proofErr w:type="spellEnd"/>
-      <w:r>
-        <w:rPr>
-          <w:rFonts w:ascii="Times New Roman" w:hAnsi="Times New Roman" w:cs="Times New Roman"/>
-          <w:sz w:val="28"/>
-          <w:szCs w:val="28"/>
-        </w:rPr>
-        <w:t xml:space="preserve"> S (231801501) VII Semester, B.Tech. Artificial Intelligence and Data Science Department in partial fulfilment of the requirements of the course </w:t>
+        <w:t xml:space="preserve">”  is the bonafide work of Hemanth Kumar D ( 231801057) , Balaji R (231801018) , Bijlesh S (231801501) VII Semester, B.Tech. Artificial Intelligence and Data Science Department in partial fulfilment of the requirements of the course </w:t>
       </w:r>
       <w:r>
         <w:rPr>
@@ -1307,18 +1257,8 @@
           <w:sz w:val="28"/>
           <w:szCs w:val="28"/>
         </w:rPr>
-        <w:t xml:space="preserve">, B.E., F.I.E., our </w:t>
-      </w:r>
-      <w:proofErr w:type="gramStart"/>
-      <w:r>
-        <w:rPr>
-          <w:rFonts w:ascii="Times New Roman" w:hAnsi="Times New Roman" w:cs="Times New Roman"/>
-          <w:sz w:val="28"/>
-          <w:szCs w:val="28"/>
-        </w:rPr>
-        <w:t>Chairperson</w:t>
-      </w:r>
-      <w:proofErr w:type="gramEnd"/>
+        <w:t>, B.E., F.I.E., our Chairperson</w:t>
+      </w:r>
       <w:r>
         <w:rPr>
           <w:rFonts w:ascii="Times New Roman" w:hAnsi="Times New Roman" w:cs="Times New Roman"/>
@@ -1730,29 +1670,6 @@
           <w:szCs w:val="28"/>
         </w:rPr>
         <w:lastRenderedPageBreak/>
-        <w:t>FORECAST-DRIVEN ENERGY-AWARE SCHEDULING FOR SMART MANUFACTURING</w:t>
-      </w:r>
-    </w:p>
-    <w:p>
-      <w:pPr>
-        <w:spacing w:line="360" w:lineRule="auto"/>
-        <w:jc w:val="both"/>
-        <w:rPr>
-          <w:rFonts w:ascii="Times New Roman" w:hAnsi="Times New Roman" w:cs="Times New Roman"/>
-          <w:b/>
-          <w:bCs/>
-          <w:sz w:val="28"/>
-          <w:szCs w:val="28"/>
-        </w:rPr>
-      </w:pPr>
-      <w:r>
-        <w:rPr>
-          <w:rFonts w:ascii="Times New Roman" w:hAnsi="Times New Roman" w:cs="Times New Roman"/>
-          <w:b/>
-          <w:bCs/>
-          <w:sz w:val="28"/>
-          <w:szCs w:val="28"/>
-        </w:rPr>
         <w:t>1. INTRODUCTION</w:t>
       </w:r>
     </w:p>
@@ -2002,37 +1919,23 @@
           <w:b/>
           <w:bCs/>
         </w:rPr>
+        <w:t>Role of Forecasting</w:t>
+      </w:r>
+    </w:p>
+    <w:p>
+      <w:pPr>
+        <w:spacing w:line="360" w:lineRule="auto"/>
+        <w:jc w:val="both"/>
+        <w:rPr>
+          <w:rFonts w:ascii="Times New Roman" w:hAnsi="Times New Roman" w:cs="Times New Roman"/>
+        </w:rPr>
+      </w:pPr>
+      <w:r>
+        <w:rPr>
+          <w:rFonts w:ascii="Times New Roman" w:hAnsi="Times New Roman" w:cs="Times New Roman"/>
+        </w:rPr>
         <w:lastRenderedPageBreak/>
-        <w:t>Role of Forecasting</w:t>
-      </w:r>
-    </w:p>
-    <w:p>
-      <w:pPr>
-        <w:spacing w:line="360" w:lineRule="auto"/>
-        <w:jc w:val="both"/>
-        <w:rPr>
-          <w:rFonts w:ascii="Times New Roman" w:hAnsi="Times New Roman" w:cs="Times New Roman"/>
-        </w:rPr>
-      </w:pPr>
-      <w:r>
-        <w:rPr>
-          <w:rFonts w:ascii="Times New Roman" w:hAnsi="Times New Roman" w:cs="Times New Roman"/>
-        </w:rPr>
-        <w:t xml:space="preserve">Historical industrial energy data is processed and used to forecast future energy behaviour. The project uses quantile </w:t>
-      </w:r>
-      <w:proofErr w:type="spellStart"/>
-      <w:r>
-        <w:rPr>
-          <w:rFonts w:ascii="Times New Roman" w:hAnsi="Times New Roman" w:cs="Times New Roman"/>
-        </w:rPr>
-        <w:t>XGBoost</w:t>
-      </w:r>
-      <w:proofErr w:type="spellEnd"/>
-      <w:r>
-        <w:rPr>
-          <w:rFonts w:ascii="Times New Roman" w:hAnsi="Times New Roman" w:cs="Times New Roman"/>
-        </w:rPr>
-        <w:t xml:space="preserve"> models to generate p10, p50, and p90 forecasts, representing different expected energy conditions.</w:t>
+        <w:t>Historical industrial energy data is processed and used to forecast future energy behaviour. The project uses quantile XGBoost models to generate p10, p50, and p90 forecasts, representing different expected energy conditions.</w:t>
       </w:r>
     </w:p>
     <w:p>
@@ -2425,19 +2328,11 @@
           <w:rFonts w:ascii="Times New Roman" w:hAnsi="Times New Roman" w:cs="Times New Roman"/>
         </w:rPr>
       </w:pPr>
-      <w:proofErr w:type="spellStart"/>
-      <w:r>
-        <w:rPr>
-          <w:rFonts w:ascii="Times New Roman" w:hAnsi="Times New Roman" w:cs="Times New Roman"/>
-        </w:rPr>
-        <w:t>Makespan</w:t>
-      </w:r>
-      <w:proofErr w:type="spellEnd"/>
-      <w:r>
-        <w:rPr>
-          <w:rFonts w:ascii="Times New Roman" w:hAnsi="Times New Roman" w:cs="Times New Roman"/>
-        </w:rPr>
-        <w:t xml:space="preserve"> </w:t>
+      <w:r>
+        <w:rPr>
+          <w:rFonts w:ascii="Times New Roman" w:hAnsi="Times New Roman" w:cs="Times New Roman"/>
+        </w:rPr>
+        <w:t xml:space="preserve">Makespan </w:t>
       </w:r>
     </w:p>
     <w:p>
@@ -2513,22 +2408,22 @@
         <w:rPr>
           <w:rFonts w:ascii="Times New Roman" w:hAnsi="Times New Roman" w:cs="Times New Roman"/>
         </w:rPr>
+        <w:t xml:space="preserve">Carbon emissions </w:t>
+      </w:r>
+    </w:p>
+    <w:p>
+      <w:pPr>
+        <w:spacing w:line="360" w:lineRule="auto"/>
+        <w:jc w:val="both"/>
+        <w:rPr>
+          <w:rFonts w:ascii="Times New Roman" w:hAnsi="Times New Roman" w:cs="Times New Roman"/>
+        </w:rPr>
+      </w:pPr>
+      <w:r>
+        <w:rPr>
+          <w:rFonts w:ascii="Times New Roman" w:hAnsi="Times New Roman" w:cs="Times New Roman"/>
+        </w:rPr>
         <w:lastRenderedPageBreak/>
-        <w:t xml:space="preserve">Carbon emissions </w:t>
-      </w:r>
-    </w:p>
-    <w:p>
-      <w:pPr>
-        <w:spacing w:line="360" w:lineRule="auto"/>
-        <w:jc w:val="both"/>
-        <w:rPr>
-          <w:rFonts w:ascii="Times New Roman" w:hAnsi="Times New Roman" w:cs="Times New Roman"/>
-        </w:rPr>
-      </w:pPr>
-      <w:r>
-        <w:rPr>
-          <w:rFonts w:ascii="Times New Roman" w:hAnsi="Times New Roman" w:cs="Times New Roman"/>
-        </w:rPr>
         <w:t>The prototype uses one year of industrial energy data and a 48-hour synthetic manufacturing scenario with 180 jobs and 8 heterogeneous machines. It is intended as a research prototype rather than direct industrial plant control.</w:t>
       </w:r>
     </w:p>
@@ -2765,7 +2660,6 @@
         <w:rPr>
           <w:rFonts w:ascii="Times New Roman" w:hAnsi="Times New Roman" w:cs="Times New Roman"/>
         </w:rPr>
-        <w:lastRenderedPageBreak/>
         <w:t xml:space="preserve">Machine Constraints Satisfied </w:t>
       </w:r>
     </w:p>
@@ -2785,6 +2679,7 @@
         <w:rPr>
           <w:rFonts w:ascii="Times New Roman" w:hAnsi="Times New Roman" w:cs="Times New Roman"/>
         </w:rPr>
+        <w:lastRenderedPageBreak/>
         <w:t xml:space="preserve">Production Requirements Maintained </w:t>
       </w:r>
     </w:p>
@@ -2830,21 +2725,7 @@
         <w:rPr>
           <w:rFonts w:ascii="Times New Roman" w:hAnsi="Times New Roman" w:cs="Times New Roman"/>
         </w:rPr>
-        <w:t xml:space="preserve">Therefore, the problem is formulated as an energy-aware multi-objective scheduling problem, where the objective is not simply to minimize </w:t>
-      </w:r>
-      <w:proofErr w:type="spellStart"/>
-      <w:r>
-        <w:rPr>
-          <w:rFonts w:ascii="Times New Roman" w:hAnsi="Times New Roman" w:cs="Times New Roman"/>
-        </w:rPr>
-        <w:t>makespan</w:t>
-      </w:r>
-      <w:proofErr w:type="spellEnd"/>
-      <w:r>
-        <w:rPr>
-          <w:rFonts w:ascii="Times New Roman" w:hAnsi="Times New Roman" w:cs="Times New Roman"/>
-        </w:rPr>
-        <w:t>. Instead, the system aims to balance electricity cost, peak demand, waiting time, deadline compliance, machine utilization, and carbon emissions while maintaining overall production performance.</w:t>
+        <w:t>Therefore, the problem is formulated as an energy-aware multi-objective scheduling problem, where the objective is not simply to minimize makespan. Instead, the system aims to balance electricity cost, peak demand, waiting time, deadline compliance, machine utilization, and carbon emissions while maintaining overall production performance.</w:t>
       </w:r>
     </w:p>
     <w:p>
@@ -2959,97 +2840,41 @@
         <w:rPr>
           <w:rFonts w:ascii="Times New Roman" w:hAnsi="Times New Roman" w:cs="Times New Roman"/>
         </w:rPr>
-        <w:t xml:space="preserve">The main attributes include date, </w:t>
-      </w:r>
-      <w:proofErr w:type="spellStart"/>
-      <w:r>
-        <w:rPr>
-          <w:rFonts w:ascii="Times New Roman" w:hAnsi="Times New Roman" w:cs="Times New Roman"/>
-        </w:rPr>
-        <w:t>Usage_kWh</w:t>
-      </w:r>
-      <w:proofErr w:type="spellEnd"/>
-      <w:r>
-        <w:rPr>
-          <w:rFonts w:ascii="Times New Roman" w:hAnsi="Times New Roman" w:cs="Times New Roman"/>
-        </w:rPr>
-        <w:t xml:space="preserve">, reactive power, CO₂-related values, power factor, NSM, </w:t>
-      </w:r>
-      <w:proofErr w:type="spellStart"/>
-      <w:r>
-        <w:rPr>
-          <w:rFonts w:ascii="Times New Roman" w:hAnsi="Times New Roman" w:cs="Times New Roman"/>
-        </w:rPr>
-        <w:t>WeekStatus</w:t>
-      </w:r>
-      <w:proofErr w:type="spellEnd"/>
-      <w:r>
-        <w:rPr>
-          <w:rFonts w:ascii="Times New Roman" w:hAnsi="Times New Roman" w:cs="Times New Roman"/>
-        </w:rPr>
-        <w:t xml:space="preserve">, </w:t>
-      </w:r>
-      <w:proofErr w:type="spellStart"/>
-      <w:r>
-        <w:rPr>
-          <w:rFonts w:ascii="Times New Roman" w:hAnsi="Times New Roman" w:cs="Times New Roman"/>
-        </w:rPr>
-        <w:t>Day_of_week</w:t>
-      </w:r>
-      <w:proofErr w:type="spellEnd"/>
-      <w:r>
-        <w:rPr>
-          <w:rFonts w:ascii="Times New Roman" w:hAnsi="Times New Roman" w:cs="Times New Roman"/>
-        </w:rPr>
-        <w:t xml:space="preserve">, and </w:t>
-      </w:r>
-      <w:proofErr w:type="spellStart"/>
-      <w:r>
-        <w:rPr>
-          <w:rFonts w:ascii="Times New Roman" w:hAnsi="Times New Roman" w:cs="Times New Roman"/>
-        </w:rPr>
-        <w:t>Load_Type</w:t>
-      </w:r>
-      <w:proofErr w:type="spellEnd"/>
-      <w:r>
-        <w:rPr>
-          <w:rFonts w:ascii="Times New Roman" w:hAnsi="Times New Roman" w:cs="Times New Roman"/>
-        </w:rPr>
-        <w:t xml:space="preserve">. These variables provide information about energy consumption, operational conditions, calendar patterns, and load categories. </w:t>
-      </w:r>
-    </w:p>
-    <w:p>
-      <w:pPr>
-        <w:spacing w:line="360" w:lineRule="auto"/>
-        <w:jc w:val="both"/>
-        <w:rPr>
-          <w:rFonts w:ascii="Times New Roman" w:hAnsi="Times New Roman" w:cs="Times New Roman"/>
-          <w:b/>
-          <w:bCs/>
-        </w:rPr>
-      </w:pPr>
-      <w:r>
-        <w:rPr>
-          <w:rFonts w:ascii="Times New Roman" w:hAnsi="Times New Roman" w:cs="Times New Roman"/>
-          <w:b/>
-          <w:bCs/>
+        <w:t xml:space="preserve">The main attributes include date, Usage_kWh, reactive power, CO₂-related values, power factor, NSM, WeekStatus, Day_of_week, and Load_Type. These variables provide information about energy consumption, operational conditions, calendar patterns, and load categories. </w:t>
+      </w:r>
+    </w:p>
+    <w:p>
+      <w:pPr>
+        <w:spacing w:line="360" w:lineRule="auto"/>
+        <w:jc w:val="both"/>
+        <w:rPr>
+          <w:rFonts w:ascii="Times New Roman" w:hAnsi="Times New Roman" w:cs="Times New Roman"/>
+          <w:b/>
+          <w:bCs/>
+        </w:rPr>
+      </w:pPr>
+      <w:r>
+        <w:rPr>
+          <w:rFonts w:ascii="Times New Roman" w:hAnsi="Times New Roman" w:cs="Times New Roman"/>
+          <w:b/>
+          <w:bCs/>
+        </w:rPr>
+        <w:t>3.3 Manufacturing Job Dataset</w:t>
+      </w:r>
+    </w:p>
+    <w:p>
+      <w:pPr>
+        <w:spacing w:line="360" w:lineRule="auto"/>
+        <w:jc w:val="both"/>
+        <w:rPr>
+          <w:rFonts w:ascii="Times New Roman" w:hAnsi="Times New Roman" w:cs="Times New Roman"/>
+        </w:rPr>
+      </w:pPr>
+      <w:r>
+        <w:rPr>
+          <w:rFonts w:ascii="Times New Roman" w:hAnsi="Times New Roman" w:cs="Times New Roman"/>
         </w:rPr>
         <w:lastRenderedPageBreak/>
-        <w:t>3.3 Manufacturing Job Dataset</w:t>
-      </w:r>
-    </w:p>
-    <w:p>
-      <w:pPr>
-        <w:spacing w:line="360" w:lineRule="auto"/>
-        <w:jc w:val="both"/>
-        <w:rPr>
-          <w:rFonts w:ascii="Times New Roman" w:hAnsi="Times New Roman" w:cs="Times New Roman"/>
-        </w:rPr>
-      </w:pPr>
-      <w:r>
-        <w:rPr>
-          <w:rFonts w:ascii="Times New Roman" w:hAnsi="Times New Roman" w:cs="Times New Roman"/>
-        </w:rPr>
         <w:t xml:space="preserve">Since the industrial energy dataset does not contain job-level manufacturing information, a synthetic manufacturing dataset is generated. The benchmark contains 180 jobs. </w:t>
       </w:r>
     </w:p>
@@ -3065,21 +2890,7 @@
         <w:rPr>
           <w:rFonts w:ascii="Times New Roman" w:hAnsi="Times New Roman" w:cs="Times New Roman"/>
         </w:rPr>
-        <w:t xml:space="preserve">Each job includes </w:t>
-      </w:r>
-      <w:proofErr w:type="spellStart"/>
-      <w:r>
-        <w:rPr>
-          <w:rFonts w:ascii="Times New Roman" w:hAnsi="Times New Roman" w:cs="Times New Roman"/>
-        </w:rPr>
-        <w:t>Job_ID</w:t>
-      </w:r>
-      <w:proofErr w:type="spellEnd"/>
-      <w:r>
-        <w:rPr>
-          <w:rFonts w:ascii="Times New Roman" w:hAnsi="Times New Roman" w:cs="Times New Roman"/>
-        </w:rPr>
-        <w:t xml:space="preserve">, processing duration, deadline, priority, compatible machines, arrival time, and setup type. The average job duration is approximately 62.75 minutes, with durations ranging from 15 to 150 minutes. The dataset contains 34 high-priority, 101 medium-priority, and 45 low-priority jobs. </w:t>
+        <w:t xml:space="preserve">Each job includes Job_ID, processing duration, deadline, priority, compatible machines, arrival time, and setup type. The average job duration is approximately 62.75 minutes, with durations ranging from 15 to 150 minutes. The dataset contains 34 high-priority, 101 medium-priority, and 45 low-priority jobs. </w:t>
       </w:r>
     </w:p>
     <w:p>
@@ -3276,7 +3087,6 @@
               <w:rPr>
                 <w:rFonts w:ascii="Times New Roman" w:hAnsi="Times New Roman" w:cs="Times New Roman"/>
               </w:rPr>
-              <w:lastRenderedPageBreak/>
               <w:t>Preprocessing Method</w:t>
             </w:r>
           </w:p>
@@ -3330,6 +3140,7 @@
                 <w:b w:val="0"/>
                 <w:bCs w:val="0"/>
               </w:rPr>
+              <w:lastRenderedPageBreak/>
               <w:t>Duplicate Removal</w:t>
             </w:r>
           </w:p>
@@ -3935,140 +3746,42 @@
         <w:rPr>
           <w:rFonts w:ascii="Times New Roman" w:hAnsi="Times New Roman" w:cs="Times New Roman"/>
         </w:rPr>
-        <w:t xml:space="preserve">Categorical Encoding: </w:t>
-      </w:r>
-      <w:proofErr w:type="spellStart"/>
-      <w:r>
-        <w:rPr>
-          <w:rFonts w:ascii="Times New Roman" w:hAnsi="Times New Roman" w:cs="Times New Roman"/>
-        </w:rPr>
-        <w:t>WeekStatus</w:t>
-      </w:r>
-      <w:proofErr w:type="spellEnd"/>
-      <w:r>
-        <w:rPr>
-          <w:rFonts w:ascii="Times New Roman" w:hAnsi="Times New Roman" w:cs="Times New Roman"/>
-        </w:rPr>
-        <w:t xml:space="preserve">, </w:t>
-      </w:r>
-      <w:proofErr w:type="spellStart"/>
-      <w:r>
-        <w:rPr>
-          <w:rFonts w:ascii="Times New Roman" w:hAnsi="Times New Roman" w:cs="Times New Roman"/>
-        </w:rPr>
-        <w:t>Day_of_week</w:t>
-      </w:r>
-      <w:proofErr w:type="spellEnd"/>
-      <w:r>
-        <w:rPr>
-          <w:rFonts w:ascii="Times New Roman" w:hAnsi="Times New Roman" w:cs="Times New Roman"/>
-        </w:rPr>
-        <w:t xml:space="preserve">, and </w:t>
-      </w:r>
-      <w:proofErr w:type="spellStart"/>
-      <w:r>
-        <w:rPr>
-          <w:rFonts w:ascii="Times New Roman" w:hAnsi="Times New Roman" w:cs="Times New Roman"/>
-        </w:rPr>
-        <w:t>Load_Type</w:t>
-      </w:r>
-      <w:proofErr w:type="spellEnd"/>
-      <w:r>
-        <w:rPr>
-          <w:rFonts w:ascii="Times New Roman" w:hAnsi="Times New Roman" w:cs="Times New Roman"/>
-        </w:rPr>
-        <w:t xml:space="preserve"> are encoded so that weekday/weekend conditions and load categories can be incorporated into the forecasting models. </w:t>
-      </w:r>
-    </w:p>
-    <w:p>
-      <w:pPr>
-        <w:spacing w:line="360" w:lineRule="auto"/>
-        <w:jc w:val="both"/>
-        <w:rPr>
-          <w:rFonts w:ascii="Times New Roman" w:hAnsi="Times New Roman" w:cs="Times New Roman"/>
-          <w:b/>
-          <w:bCs/>
-        </w:rPr>
-      </w:pPr>
-      <w:r>
-        <w:rPr>
-          <w:rFonts w:ascii="Times New Roman" w:hAnsi="Times New Roman" w:cs="Times New Roman"/>
-          <w:b/>
-          <w:bCs/>
+        <w:t xml:space="preserve">Categorical Encoding: WeekStatus, Day_of_week, and Load_Type are encoded so that weekday/weekend conditions and load categories can be incorporated into the forecasting models. </w:t>
+      </w:r>
+    </w:p>
+    <w:p>
+      <w:pPr>
+        <w:spacing w:line="360" w:lineRule="auto"/>
+        <w:jc w:val="both"/>
+        <w:rPr>
+          <w:rFonts w:ascii="Times New Roman" w:hAnsi="Times New Roman" w:cs="Times New Roman"/>
+          <w:b/>
+          <w:bCs/>
+        </w:rPr>
+      </w:pPr>
+      <w:r>
+        <w:rPr>
+          <w:rFonts w:ascii="Times New Roman" w:hAnsi="Times New Roman" w:cs="Times New Roman"/>
+          <w:b/>
+          <w:bCs/>
+        </w:rPr>
+        <w:t>3.8 Time-Based Feature Engineering</w:t>
+      </w:r>
+    </w:p>
+    <w:p>
+      <w:pPr>
+        <w:spacing w:line="360" w:lineRule="auto"/>
+        <w:jc w:val="both"/>
+        <w:rPr>
+          <w:rFonts w:ascii="Times New Roman" w:hAnsi="Times New Roman" w:cs="Times New Roman"/>
+        </w:rPr>
+      </w:pPr>
+      <w:r>
+        <w:rPr>
+          <w:rFonts w:ascii="Times New Roman" w:hAnsi="Times New Roman" w:cs="Times New Roman"/>
         </w:rPr>
         <w:lastRenderedPageBreak/>
-        <w:t>3.8 Time-Based Feature Engineering</w:t>
-      </w:r>
-    </w:p>
-    <w:p>
-      <w:pPr>
-        <w:spacing w:line="360" w:lineRule="auto"/>
-        <w:jc w:val="both"/>
-        <w:rPr>
-          <w:rFonts w:ascii="Times New Roman" w:hAnsi="Times New Roman" w:cs="Times New Roman"/>
-        </w:rPr>
-      </w:pPr>
-      <w:r>
-        <w:rPr>
-          <w:rFonts w:ascii="Times New Roman" w:hAnsi="Times New Roman" w:cs="Times New Roman"/>
-        </w:rPr>
-        <w:t xml:space="preserve">Time-based features such as hour, day, month, day of week, and weekend indicators are extracted from the timestamp. Cyclical encoding is also applied using </w:t>
-      </w:r>
-      <w:proofErr w:type="spellStart"/>
-      <w:r>
-        <w:rPr>
-          <w:rFonts w:ascii="Times New Roman" w:hAnsi="Times New Roman" w:cs="Times New Roman"/>
-        </w:rPr>
-        <w:t>hour_sin</w:t>
-      </w:r>
-      <w:proofErr w:type="spellEnd"/>
-      <w:r>
-        <w:rPr>
-          <w:rFonts w:ascii="Times New Roman" w:hAnsi="Times New Roman" w:cs="Times New Roman"/>
-        </w:rPr>
-        <w:t>/</w:t>
-      </w:r>
-      <w:proofErr w:type="spellStart"/>
-      <w:r>
-        <w:rPr>
-          <w:rFonts w:ascii="Times New Roman" w:hAnsi="Times New Roman" w:cs="Times New Roman"/>
-        </w:rPr>
-        <w:t>hour_cos</w:t>
-      </w:r>
-      <w:proofErr w:type="spellEnd"/>
-      <w:r>
-        <w:rPr>
-          <w:rFonts w:ascii="Times New Roman" w:hAnsi="Times New Roman" w:cs="Times New Roman"/>
-        </w:rPr>
-        <w:t xml:space="preserve"> and </w:t>
-      </w:r>
-      <w:proofErr w:type="spellStart"/>
-      <w:r>
-        <w:rPr>
-          <w:rFonts w:ascii="Times New Roman" w:hAnsi="Times New Roman" w:cs="Times New Roman"/>
-        </w:rPr>
-        <w:t>month_sin</w:t>
-      </w:r>
-      <w:proofErr w:type="spellEnd"/>
-      <w:r>
-        <w:rPr>
-          <w:rFonts w:ascii="Times New Roman" w:hAnsi="Times New Roman" w:cs="Times New Roman"/>
-        </w:rPr>
-        <w:t>/</w:t>
-      </w:r>
-      <w:proofErr w:type="spellStart"/>
-      <w:r>
-        <w:rPr>
-          <w:rFonts w:ascii="Times New Roman" w:hAnsi="Times New Roman" w:cs="Times New Roman"/>
-        </w:rPr>
-        <w:t>month_cos</w:t>
-      </w:r>
-      <w:proofErr w:type="spellEnd"/>
-      <w:r>
-        <w:rPr>
-          <w:rFonts w:ascii="Times New Roman" w:hAnsi="Times New Roman" w:cs="Times New Roman"/>
-        </w:rPr>
-        <w:t xml:space="preserve">. This represents the circular nature of time, where values such as 23:00 and 00:00 are temporally close. </w:t>
+        <w:t xml:space="preserve">Time-based features such as hour, day, month, day of week, and weekend indicators are extracted from the timestamp. Cyclical encoding is also applied using hour_sin/hour_cos and month_sin/month_cos. This represents the circular nature of time, where values such as 23:00 and 00:00 are temporally close. </w:t>
       </w:r>
     </w:p>
     <w:p>
@@ -4719,21 +4432,7 @@
         <w:rPr>
           <w:rFonts w:ascii="Times New Roman" w:hAnsi="Times New Roman" w:cs="Times New Roman"/>
         </w:rPr>
-        <w:t xml:space="preserve">The project uses </w:t>
-      </w:r>
-      <w:proofErr w:type="spellStart"/>
-      <w:r>
-        <w:rPr>
-          <w:rFonts w:ascii="Times New Roman" w:hAnsi="Times New Roman" w:cs="Times New Roman"/>
-        </w:rPr>
-        <w:t>XGBoost</w:t>
-      </w:r>
-      <w:proofErr w:type="spellEnd"/>
-      <w:r>
-        <w:rPr>
-          <w:rFonts w:ascii="Times New Roman" w:hAnsi="Times New Roman" w:cs="Times New Roman"/>
-        </w:rPr>
-        <w:t xml:space="preserve"> regression for energy forecasting and OR-Tools CP-SAT for scheduling optimization. In addition, FD-PDTS is used as the proposed energy-aware scheduling heuristic. </w:t>
+        <w:t xml:space="preserve">The project uses XGBoost regression for energy forecasting and OR-Tools CP-SAT for scheduling optimization. In addition, FD-PDTS is used as the proposed energy-aware scheduling heuristic. </w:t>
       </w:r>
     </w:p>
     <w:tbl>
@@ -4862,14 +4561,12 @@
                 <w:rFonts w:ascii="Times New Roman" w:hAnsi="Times New Roman" w:cs="Times New Roman"/>
               </w:rPr>
             </w:pPr>
-            <w:proofErr w:type="spellStart"/>
             <w:r>
               <w:rPr>
                 <w:rFonts w:ascii="Times New Roman" w:hAnsi="Times New Roman" w:cs="Times New Roman"/>
               </w:rPr>
               <w:t>XGBoost</w:t>
             </w:r>
-            <w:proofErr w:type="spellEnd"/>
           </w:p>
         </w:tc>
         <w:tc>
@@ -4940,16 +4637,8 @@
               <w:rPr>
                 <w:rFonts w:ascii="Times New Roman" w:hAnsi="Times New Roman" w:cs="Times New Roman"/>
               </w:rPr>
-              <w:t xml:space="preserve">Quantile </w:t>
-            </w:r>
-            <w:proofErr w:type="spellStart"/>
-            <w:r>
-              <w:rPr>
-                <w:rFonts w:ascii="Times New Roman" w:hAnsi="Times New Roman" w:cs="Times New Roman"/>
-              </w:rPr>
-              <w:t>XGBoost</w:t>
-            </w:r>
-            <w:proofErr w:type="spellEnd"/>
+              <w:t>Quantile XGBoost</w:t>
+            </w:r>
           </w:p>
         </w:tc>
         <w:tc>
@@ -5167,14 +4856,12 @@
                 <w:rFonts w:ascii="Times New Roman" w:hAnsi="Times New Roman" w:cs="Times New Roman"/>
               </w:rPr>
             </w:pPr>
-            <w:proofErr w:type="spellStart"/>
             <w:r>
               <w:rPr>
                 <w:rFonts w:ascii="Times New Roman" w:hAnsi="Times New Roman" w:cs="Times New Roman"/>
               </w:rPr>
               <w:t>FastAPI</w:t>
             </w:r>
-            <w:proofErr w:type="spellEnd"/>
           </w:p>
         </w:tc>
         <w:tc>
@@ -5307,40 +4994,22 @@
           <w:b/>
           <w:bCs/>
         </w:rPr>
-        <w:t xml:space="preserve">4.3 Justification for </w:t>
-      </w:r>
-      <w:proofErr w:type="spellStart"/>
-      <w:r>
-        <w:rPr>
-          <w:rFonts w:ascii="Times New Roman" w:hAnsi="Times New Roman" w:cs="Times New Roman"/>
-          <w:b/>
-          <w:bCs/>
-        </w:rPr>
-        <w:t>XGBoost</w:t>
-      </w:r>
-      <w:proofErr w:type="spellEnd"/>
-    </w:p>
-    <w:p>
-      <w:pPr>
-        <w:spacing w:line="360" w:lineRule="auto"/>
-        <w:jc w:val="both"/>
-        <w:rPr>
-          <w:rFonts w:ascii="Times New Roman" w:hAnsi="Times New Roman" w:cs="Times New Roman"/>
-        </w:rPr>
-      </w:pPr>
-      <w:proofErr w:type="spellStart"/>
-      <w:r>
-        <w:rPr>
-          <w:rFonts w:ascii="Times New Roman" w:hAnsi="Times New Roman" w:cs="Times New Roman"/>
-        </w:rPr>
-        <w:t>XGBoost</w:t>
-      </w:r>
-      <w:proofErr w:type="spellEnd"/>
-      <w:r>
-        <w:rPr>
-          <w:rFonts w:ascii="Times New Roman" w:hAnsi="Times New Roman" w:cs="Times New Roman"/>
-        </w:rPr>
-        <w:t xml:space="preserve"> is selected because the dataset contains structured tabular data combined with engineered time-series features. It can capture nonlinear relationships between energy consumption and factors such as historical usage, time of day, calendar information, load type, and rolling statistics. Its computational efficiency and support for quantile regression also make it suitable for the forecasting stage. </w:t>
+        <w:t>4.3 Justification for XGBoost</w:t>
+      </w:r>
+    </w:p>
+    <w:p>
+      <w:pPr>
+        <w:spacing w:line="360" w:lineRule="auto"/>
+        <w:jc w:val="both"/>
+        <w:rPr>
+          <w:rFonts w:ascii="Times New Roman" w:hAnsi="Times New Roman" w:cs="Times New Roman"/>
+        </w:rPr>
+      </w:pPr>
+      <w:r>
+        <w:rPr>
+          <w:rFonts w:ascii="Times New Roman" w:hAnsi="Times New Roman" w:cs="Times New Roman"/>
+        </w:rPr>
+        <w:t xml:space="preserve">XGBoost is selected because the dataset contains structured tabular data combined with engineered time-series features. It can capture nonlinear relationships between energy consumption and factors such as historical usage, time of day, calendar information, load type, and rolling statistics. Its computational efficiency and support for quantile regression also make it suitable for the forecasting stage. </w:t>
       </w:r>
     </w:p>
     <w:p>
@@ -5415,54 +5084,22 @@
           <w:b/>
           <w:bCs/>
         </w:rPr>
-        <w:t xml:space="preserve">4.5 </w:t>
-      </w:r>
-      <w:proofErr w:type="spellStart"/>
-      <w:r>
-        <w:rPr>
-          <w:rFonts w:ascii="Times New Roman" w:hAnsi="Times New Roman" w:cs="Times New Roman"/>
-          <w:b/>
-          <w:bCs/>
-        </w:rPr>
-        <w:t>XGBoost</w:t>
-      </w:r>
-      <w:proofErr w:type="spellEnd"/>
-      <w:r>
-        <w:rPr>
-          <w:rFonts w:ascii="Times New Roman" w:hAnsi="Times New Roman" w:cs="Times New Roman"/>
-          <w:b/>
-          <w:bCs/>
-        </w:rPr>
-        <w:t xml:space="preserve"> Forecasting Model</w:t>
-      </w:r>
-    </w:p>
-    <w:p>
-      <w:pPr>
-        <w:spacing w:line="360" w:lineRule="auto"/>
-        <w:jc w:val="both"/>
-        <w:rPr>
-          <w:rFonts w:ascii="Times New Roman" w:hAnsi="Times New Roman" w:cs="Times New Roman"/>
-        </w:rPr>
-      </w:pPr>
-      <w:r>
-        <w:rPr>
-          <w:rFonts w:ascii="Times New Roman" w:hAnsi="Times New Roman" w:cs="Times New Roman"/>
-        </w:rPr>
-        <w:t xml:space="preserve">The forecasting component uses seven </w:t>
-      </w:r>
-      <w:proofErr w:type="spellStart"/>
-      <w:r>
-        <w:rPr>
-          <w:rFonts w:ascii="Times New Roman" w:hAnsi="Times New Roman" w:cs="Times New Roman"/>
-        </w:rPr>
-        <w:t>XGBoost</w:t>
-      </w:r>
-      <w:proofErr w:type="spellEnd"/>
-      <w:r>
-        <w:rPr>
-          <w:rFonts w:ascii="Times New Roman" w:hAnsi="Times New Roman" w:cs="Times New Roman"/>
-        </w:rPr>
-        <w:t xml:space="preserve"> models to predict energy usage, carbon-related values, and power factor. Energy usage and carbon values are predicted using p10, p50, and p90 quantiles, while power factor uses a p50 prediction. </w:t>
+        <w:t>4.5 XGBoost Forecasting Model</w:t>
+      </w:r>
+    </w:p>
+    <w:p>
+      <w:pPr>
+        <w:spacing w:line="360" w:lineRule="auto"/>
+        <w:jc w:val="both"/>
+        <w:rPr>
+          <w:rFonts w:ascii="Times New Roman" w:hAnsi="Times New Roman" w:cs="Times New Roman"/>
+        </w:rPr>
+      </w:pPr>
+      <w:r>
+        <w:rPr>
+          <w:rFonts w:ascii="Times New Roman" w:hAnsi="Times New Roman" w:cs="Times New Roman"/>
+        </w:rPr>
+        <w:t xml:space="preserve">The forecasting component uses seven XGBoost models to predict energy usage, carbon-related values, and power factor. Energy usage and carbon values are predicted using p10, p50, and p90 quantiles, while power factor uses a p50 prediction. </w:t>
       </w:r>
     </w:p>
     <w:p>
@@ -5841,54 +5478,22 @@
           <w:b/>
           <w:bCs/>
         </w:rPr>
-        <w:t xml:space="preserve">4.7 </w:t>
-      </w:r>
-      <w:proofErr w:type="spellStart"/>
-      <w:r>
-        <w:rPr>
-          <w:rFonts w:ascii="Times New Roman" w:hAnsi="Times New Roman" w:cs="Times New Roman"/>
-          <w:b/>
-          <w:bCs/>
-        </w:rPr>
-        <w:t>XGBoost</w:t>
-      </w:r>
-      <w:proofErr w:type="spellEnd"/>
-      <w:r>
-        <w:rPr>
-          <w:rFonts w:ascii="Times New Roman" w:hAnsi="Times New Roman" w:cs="Times New Roman"/>
-          <w:b/>
-          <w:bCs/>
-        </w:rPr>
-        <w:t xml:space="preserve"> Hyperparameters</w:t>
-      </w:r>
-    </w:p>
-    <w:p>
-      <w:pPr>
-        <w:spacing w:line="360" w:lineRule="auto"/>
-        <w:jc w:val="both"/>
-        <w:rPr>
-          <w:rFonts w:ascii="Times New Roman" w:hAnsi="Times New Roman" w:cs="Times New Roman"/>
-        </w:rPr>
-      </w:pPr>
-      <w:r>
-        <w:rPr>
-          <w:rFonts w:ascii="Times New Roman" w:hAnsi="Times New Roman" w:cs="Times New Roman"/>
-        </w:rPr>
-        <w:t xml:space="preserve">The primary </w:t>
-      </w:r>
-      <w:proofErr w:type="spellStart"/>
-      <w:r>
-        <w:rPr>
-          <w:rFonts w:ascii="Times New Roman" w:hAnsi="Times New Roman" w:cs="Times New Roman"/>
-        </w:rPr>
-        <w:t>XGBoost</w:t>
-      </w:r>
-      <w:proofErr w:type="spellEnd"/>
-      <w:r>
-        <w:rPr>
-          <w:rFonts w:ascii="Times New Roman" w:hAnsi="Times New Roman" w:cs="Times New Roman"/>
-        </w:rPr>
-        <w:t xml:space="preserve"> configuration is:</w:t>
+        <w:t>4.7 XGBoost Hyperparameters</w:t>
+      </w:r>
+    </w:p>
+    <w:p>
+      <w:pPr>
+        <w:spacing w:line="360" w:lineRule="auto"/>
+        <w:jc w:val="both"/>
+        <w:rPr>
+          <w:rFonts w:ascii="Times New Roman" w:hAnsi="Times New Roman" w:cs="Times New Roman"/>
+        </w:rPr>
+      </w:pPr>
+      <w:r>
+        <w:rPr>
+          <w:rFonts w:ascii="Times New Roman" w:hAnsi="Times New Roman" w:cs="Times New Roman"/>
+        </w:rPr>
+        <w:t>The primary XGBoost configuration is:</w:t>
       </w:r>
     </w:p>
     <w:tbl>
@@ -6338,57 +5943,13 @@
           <w:b/>
           <w:bCs/>
         </w:rPr>
-        <w:t xml:space="preserve">4.8 Forecasting </w:t>
-      </w:r>
-      <w:proofErr w:type="spellStart"/>
-      <w:r>
-        <w:rPr>
-          <w:rFonts w:ascii="Times New Roman" w:hAnsi="Times New Roman" w:cs="Times New Roman"/>
-          <w:b/>
-          <w:bCs/>
-        </w:rPr>
-        <w:t>Process</w:t>
-      </w:r>
-      <w:r>
-        <w:rPr>
-          <w:rFonts w:ascii="Times New Roman" w:hAnsi="Times New Roman" w:cs="Times New Roman"/>
-        </w:rPr>
-        <w:t>The</w:t>
-      </w:r>
-      <w:proofErr w:type="spellEnd"/>
-      <w:r>
-        <w:rPr>
-          <w:rFonts w:ascii="Times New Roman" w:hAnsi="Times New Roman" w:cs="Times New Roman"/>
-        </w:rPr>
-        <w:t xml:space="preserve"> forecasting stage uses the cleaned and feature-engineered energy dataset to train the </w:t>
-      </w:r>
-      <w:proofErr w:type="spellStart"/>
-      <w:r>
-        <w:rPr>
-          <w:rFonts w:ascii="Times New Roman" w:hAnsi="Times New Roman" w:cs="Times New Roman"/>
-        </w:rPr>
-        <w:t>XGBoost</w:t>
-      </w:r>
-      <w:proofErr w:type="spellEnd"/>
-      <w:r>
-        <w:rPr>
-          <w:rFonts w:ascii="Times New Roman" w:hAnsi="Times New Roman" w:cs="Times New Roman"/>
-        </w:rPr>
-        <w:t xml:space="preserve"> models. The trained quantile models then generate a 48-hour energy forecast, which is provided to the scheduling stage. Historical Energy Data → Feature Engineering → </w:t>
-      </w:r>
-      <w:proofErr w:type="spellStart"/>
-      <w:r>
-        <w:rPr>
-          <w:rFonts w:ascii="Times New Roman" w:hAnsi="Times New Roman" w:cs="Times New Roman"/>
-        </w:rPr>
-        <w:t>XGBoost</w:t>
-      </w:r>
-      <w:proofErr w:type="spellEnd"/>
-      <w:r>
-        <w:rPr>
-          <w:rFonts w:ascii="Times New Roman" w:hAnsi="Times New Roman" w:cs="Times New Roman"/>
-        </w:rPr>
-        <w:t xml:space="preserve"> Training → Quantile Models → p10/p50/p90 → 48-Hour Forecast</w:t>
+        <w:t>4.8 Forecasting Process</w:t>
+      </w:r>
+      <w:r>
+        <w:rPr>
+          <w:rFonts w:ascii="Times New Roman" w:hAnsi="Times New Roman" w:cs="Times New Roman"/>
+        </w:rPr>
+        <w:t>The forecasting stage uses the cleaned and feature-engineered energy dataset to train the XGBoost models. The trained quantile models then generate a 48-hour energy forecast, which is provided to the scheduling stage. Historical Energy Data → Feature Engineering → XGBoost Training → Quantile Models → p10/p50/p90 → 48-Hour Forecast</w:t>
       </w:r>
     </w:p>
     <w:p>
@@ -7151,7 +6712,6 @@
                 <w:bCs w:val="0"/>
               </w:rPr>
             </w:pPr>
-            <w:proofErr w:type="spellStart"/>
             <w:r>
               <w:rPr>
                 <w:rFonts w:ascii="Times New Roman" w:hAnsi="Times New Roman" w:cs="Times New Roman"/>
@@ -7160,7 +6720,6 @@
               </w:rPr>
               <w:t>Makespan</w:t>
             </w:r>
-            <w:proofErr w:type="spellEnd"/>
           </w:p>
         </w:tc>
         <w:tc>
@@ -7460,21 +7019,7 @@
         <w:rPr>
           <w:rFonts w:ascii="Times New Roman" w:hAnsi="Times New Roman" w:cs="Times New Roman"/>
         </w:rPr>
-        <w:t xml:space="preserve">The implementation generates schedules for all evaluated algorithms by identifying compatible machines and feasible start times for each job. Candidate assignments are evaluated using energy cost, waiting time, deadlines, machine constraints, and scheduling priorities. The final schedules and KPI results are provided through a </w:t>
-      </w:r>
-      <w:proofErr w:type="spellStart"/>
-      <w:r>
-        <w:rPr>
-          <w:rFonts w:ascii="Times New Roman" w:hAnsi="Times New Roman" w:cs="Times New Roman"/>
-        </w:rPr>
-        <w:t>FastAPI</w:t>
-      </w:r>
-      <w:proofErr w:type="spellEnd"/>
-      <w:r>
-        <w:rPr>
-          <w:rFonts w:ascii="Times New Roman" w:hAnsi="Times New Roman" w:cs="Times New Roman"/>
-        </w:rPr>
-        <w:t xml:space="preserve"> backend and web dashboard. </w:t>
+        <w:t xml:space="preserve">The implementation generates schedules for all evaluated algorithms by identifying compatible machines and feasible start times for each job. Candidate assignments are evaluated using energy cost, waiting time, deadlines, machine constraints, and scheduling priorities. The final schedules and KPI results are provided through a FastAPI backend and web dashboard. </w:t>
       </w:r>
     </w:p>
     <w:p>
@@ -7726,7 +7271,6 @@
                 <w:bCs w:val="0"/>
               </w:rPr>
             </w:pPr>
-            <w:proofErr w:type="spellStart"/>
             <w:r>
               <w:rPr>
                 <w:rFonts w:ascii="Times New Roman" w:hAnsi="Times New Roman" w:cs="Times New Roman"/>
@@ -7735,7 +7279,6 @@
               </w:rPr>
               <w:t>Makespan</w:t>
             </w:r>
-            <w:proofErr w:type="spellEnd"/>
           </w:p>
         </w:tc>
         <w:tc>
@@ -8168,21 +7711,7 @@
               <w:rPr>
                 <w:rFonts w:ascii="Times New Roman" w:hAnsi="Times New Roman" w:cs="Times New Roman"/>
               </w:rPr>
-              <w:t xml:space="preserve">Measures </w:t>
-            </w:r>
-            <w:proofErr w:type="spellStart"/>
-            <w:r>
-              <w:rPr>
-                <w:rFonts w:ascii="Times New Roman" w:hAnsi="Times New Roman" w:cs="Times New Roman"/>
-              </w:rPr>
-              <w:t>modeled</w:t>
-            </w:r>
-            <w:proofErr w:type="spellEnd"/>
-            <w:r>
-              <w:rPr>
-                <w:rFonts w:ascii="Times New Roman" w:hAnsi="Times New Roman" w:cs="Times New Roman"/>
-              </w:rPr>
-              <w:t xml:space="preserve"> power-factor-related penalty</w:t>
+              <w:t>Measures modeled power-factor-related penalty</w:t>
             </w:r>
           </w:p>
         </w:tc>
@@ -8230,35 +7759,7 @@
         <w:rPr>
           <w:rFonts w:ascii="Times New Roman" w:hAnsi="Times New Roman" w:cs="Times New Roman"/>
         </w:rPr>
-        <w:t xml:space="preserve">Total energy cost measures the </w:t>
-      </w:r>
-      <w:proofErr w:type="spellStart"/>
-      <w:r>
-        <w:rPr>
-          <w:rFonts w:ascii="Times New Roman" w:hAnsi="Times New Roman" w:cs="Times New Roman"/>
-        </w:rPr>
-        <w:t>modeled</w:t>
-      </w:r>
-      <w:proofErr w:type="spellEnd"/>
-      <w:r>
-        <w:rPr>
-          <w:rFonts w:ascii="Times New Roman" w:hAnsi="Times New Roman" w:cs="Times New Roman"/>
-        </w:rPr>
-        <w:t xml:space="preserve"> electricity cost from active machine energy, setup energy, and idle energy throughout the schedule. It is a primary KPI because the proposed system aims to reduce electricity costs by shifting flexible jobs away from expensive tariff </w:t>
-      </w:r>
-      <w:proofErr w:type="spellStart"/>
-      <w:r>
-        <w:rPr>
-          <w:rFonts w:ascii="Times New Roman" w:hAnsi="Times New Roman" w:cs="Times New Roman"/>
-        </w:rPr>
-        <w:t>periods.A</w:t>
-      </w:r>
-      <w:proofErr w:type="spellEnd"/>
-      <w:r>
-        <w:rPr>
-          <w:rFonts w:ascii="Times New Roman" w:hAnsi="Times New Roman" w:cs="Times New Roman"/>
-        </w:rPr>
-        <w:t xml:space="preserve"> lower energy cost indicates a more economically efficient scheduling strategy.</w:t>
+        <w:t>Total energy cost measures the modeled electricity cost from active machine energy, setup energy, and idle energy throughout the schedule. It is a primary KPI because the proposed system aims to reduce electricity costs by shifting flexible jobs away from expensive tariff periods.A lower energy cost indicates a more economically efficient scheduling strategy.</w:t>
       </w:r>
     </w:p>
     <w:p>
@@ -8292,73 +7793,41 @@
         <w:rPr>
           <w:rFonts w:ascii="Times New Roman" w:hAnsi="Times New Roman" w:cs="Times New Roman"/>
         </w:rPr>
-        <w:t xml:space="preserve">Peak grid load measures the highest </w:t>
-      </w:r>
-      <w:proofErr w:type="spellStart"/>
-      <w:r>
-        <w:rPr>
-          <w:rFonts w:ascii="Times New Roman" w:hAnsi="Times New Roman" w:cs="Times New Roman"/>
-        </w:rPr>
-        <w:t>modeled</w:t>
-      </w:r>
-      <w:proofErr w:type="spellEnd"/>
-      <w:r>
-        <w:rPr>
-          <w:rFonts w:ascii="Times New Roman" w:hAnsi="Times New Roman" w:cs="Times New Roman"/>
-        </w:rPr>
-        <w:t xml:space="preserve"> power demand during the scheduling period. It is important because simultaneous operation of high-power machines can increase electricity demand and operational costs.</w:t>
-      </w:r>
-    </w:p>
-    <w:p>
-      <w:pPr>
-        <w:spacing w:line="360" w:lineRule="auto"/>
-        <w:jc w:val="both"/>
-        <w:rPr>
-          <w:rFonts w:ascii="Times New Roman" w:hAnsi="Times New Roman" w:cs="Times New Roman"/>
-          <w:b/>
-          <w:bCs/>
-        </w:rPr>
-      </w:pPr>
-      <w:r>
-        <w:rPr>
-          <w:rFonts w:ascii="Times New Roman" w:hAnsi="Times New Roman" w:cs="Times New Roman"/>
-          <w:b/>
-          <w:bCs/>
-        </w:rPr>
-        <w:t xml:space="preserve">5.4 </w:t>
-      </w:r>
-      <w:proofErr w:type="spellStart"/>
-      <w:r>
-        <w:rPr>
-          <w:rFonts w:ascii="Times New Roman" w:hAnsi="Times New Roman" w:cs="Times New Roman"/>
-          <w:b/>
-          <w:bCs/>
-        </w:rPr>
-        <w:t>Makespan</w:t>
-      </w:r>
-      <w:proofErr w:type="spellEnd"/>
-    </w:p>
-    <w:p>
-      <w:pPr>
-        <w:spacing w:line="360" w:lineRule="auto"/>
-        <w:jc w:val="both"/>
-        <w:rPr>
-          <w:rFonts w:ascii="Times New Roman" w:hAnsi="Times New Roman" w:cs="Times New Roman"/>
-        </w:rPr>
-      </w:pPr>
-      <w:proofErr w:type="spellStart"/>
-      <w:r>
-        <w:rPr>
-          <w:rFonts w:ascii="Times New Roman" w:hAnsi="Times New Roman" w:cs="Times New Roman"/>
-        </w:rPr>
-        <w:t>Makespan</w:t>
-      </w:r>
-      <w:proofErr w:type="spellEnd"/>
-      <w:r>
-        <w:rPr>
-          <w:rFonts w:ascii="Times New Roman" w:hAnsi="Times New Roman" w:cs="Times New Roman"/>
-        </w:rPr>
-        <w:t xml:space="preserve"> represents the total time required to complete all scheduled jobs. It helps determine whether energy-aware scheduling reduces energy cost without causing excessive increases in production time.</w:t>
+        <w:t>Peak grid load measures the highest modeled power demand during the scheduling period. It is important because simultaneous operation of high-power machines can increase electricity demand and operational costs.</w:t>
+      </w:r>
+    </w:p>
+    <w:p>
+      <w:pPr>
+        <w:spacing w:line="360" w:lineRule="auto"/>
+        <w:jc w:val="both"/>
+        <w:rPr>
+          <w:rFonts w:ascii="Times New Roman" w:hAnsi="Times New Roman" w:cs="Times New Roman"/>
+          <w:b/>
+          <w:bCs/>
+        </w:rPr>
+      </w:pPr>
+      <w:r>
+        <w:rPr>
+          <w:rFonts w:ascii="Times New Roman" w:hAnsi="Times New Roman" w:cs="Times New Roman"/>
+          <w:b/>
+          <w:bCs/>
+        </w:rPr>
+        <w:t>5.4 Makespan</w:t>
+      </w:r>
+    </w:p>
+    <w:p>
+      <w:pPr>
+        <w:spacing w:line="360" w:lineRule="auto"/>
+        <w:jc w:val="both"/>
+        <w:rPr>
+          <w:rFonts w:ascii="Times New Roman" w:hAnsi="Times New Roman" w:cs="Times New Roman"/>
+        </w:rPr>
+      </w:pPr>
+      <w:r>
+        <w:rPr>
+          <w:rFonts w:ascii="Times New Roman" w:hAnsi="Times New Roman" w:cs="Times New Roman"/>
+        </w:rPr>
+        <w:t>Makespan represents the total time required to complete all scheduled jobs. It helps determine whether energy-aware scheduling reduces energy cost without causing excessive increases in production time.</w:t>
       </w:r>
     </w:p>
     <w:p>
@@ -8532,21 +8001,7 @@
         <w:rPr>
           <w:rFonts w:ascii="Times New Roman" w:hAnsi="Times New Roman" w:cs="Times New Roman"/>
         </w:rPr>
-        <w:t xml:space="preserve">Total delay measures the cumulative completion delay beyond job deadlines, while late jobs </w:t>
-      </w:r>
-      <w:proofErr w:type="gramStart"/>
-      <w:r>
-        <w:rPr>
-          <w:rFonts w:ascii="Times New Roman" w:hAnsi="Times New Roman" w:cs="Times New Roman"/>
-        </w:rPr>
-        <w:t>counts</w:t>
-      </w:r>
-      <w:proofErr w:type="gramEnd"/>
-      <w:r>
-        <w:rPr>
-          <w:rFonts w:ascii="Times New Roman" w:hAnsi="Times New Roman" w:cs="Times New Roman"/>
-        </w:rPr>
-        <w:t xml:space="preserve"> the number of jobs completed after their deadlines.</w:t>
+        <w:t>Total delay measures the cumulative completion delay beyond job deadlines, while late jobs counts the number of jobs completed after their deadlines.</w:t>
       </w:r>
     </w:p>
     <w:p>
@@ -8663,21 +8118,7 @@
         <w:rPr>
           <w:rFonts w:ascii="Times New Roman" w:hAnsi="Times New Roman" w:cs="Times New Roman"/>
         </w:rPr>
-        <w:t xml:space="preserve">Power factor penalty represents a </w:t>
-      </w:r>
-      <w:proofErr w:type="spellStart"/>
-      <w:r>
-        <w:rPr>
-          <w:rFonts w:ascii="Times New Roman" w:hAnsi="Times New Roman" w:cs="Times New Roman"/>
-        </w:rPr>
-        <w:t>modeled</w:t>
-      </w:r>
-      <w:proofErr w:type="spellEnd"/>
-      <w:r>
-        <w:rPr>
-          <w:rFonts w:ascii="Times New Roman" w:hAnsi="Times New Roman" w:cs="Times New Roman"/>
-        </w:rPr>
-        <w:t xml:space="preserve"> surcharge associated with power factor values below an acceptable threshold. It is included to account for the potential electrical-efficiency impact of poor power factor.</w:t>
+        <w:t>Power factor penalty represents a modeled surcharge associated with power factor values below an acceptable threshold. It is included to account for the potential electrical-efficiency impact of poor power factor.</w:t>
       </w:r>
     </w:p>
     <w:p>
@@ -8727,21 +8168,7 @@
         <w:rPr>
           <w:rFonts w:ascii="Times New Roman" w:hAnsi="Times New Roman" w:cs="Times New Roman"/>
         </w:rPr>
-        <w:t xml:space="preserve">No single KPI can fully evaluate a manufacturing schedule. Minimizing energy cost could increase waiting time or </w:t>
-      </w:r>
-      <w:proofErr w:type="spellStart"/>
-      <w:r>
-        <w:rPr>
-          <w:rFonts w:ascii="Times New Roman" w:hAnsi="Times New Roman" w:cs="Times New Roman"/>
-        </w:rPr>
-        <w:t>makespan</w:t>
-      </w:r>
-      <w:proofErr w:type="spellEnd"/>
-      <w:r>
-        <w:rPr>
-          <w:rFonts w:ascii="Times New Roman" w:hAnsi="Times New Roman" w:cs="Times New Roman"/>
-        </w:rPr>
-        <w:t>, while minimizing production time could increase electricity costs.</w:t>
+        <w:t>No single KPI can fully evaluate a manufacturing schedule. Minimizing energy cost could increase waiting time or makespan, while minimizing production time could increase electricity costs.</w:t>
       </w:r>
     </w:p>
     <w:p>
@@ -8933,21 +8360,7 @@
         <w:rPr>
           <w:rFonts w:ascii="Times New Roman" w:hAnsi="Times New Roman" w:cs="Times New Roman"/>
         </w:rPr>
-        <w:t xml:space="preserve">The Hybrid Solver achieves the lowest </w:t>
-      </w:r>
-      <w:proofErr w:type="spellStart"/>
-      <w:r>
-        <w:rPr>
-          <w:rFonts w:ascii="Times New Roman" w:hAnsi="Times New Roman" w:cs="Times New Roman"/>
-        </w:rPr>
-        <w:t>modeled</w:t>
-      </w:r>
-      <w:proofErr w:type="spellEnd"/>
-      <w:r>
-        <w:rPr>
-          <w:rFonts w:ascii="Times New Roman" w:hAnsi="Times New Roman" w:cs="Times New Roman"/>
-        </w:rPr>
-        <w:t xml:space="preserve"> energy cost, reducing it from INR 186,096.29 with FCFS to INR 125,350.00, representing a reported 32.6% reduction. This improvement is associated with tariff-aware scheduling, selection of energy-efficient machines, priority-based shifting, and CP-SAT refinement. </w:t>
+        <w:t xml:space="preserve">The Hybrid Solver achieves the lowest modeled energy cost, reducing it from INR 186,096.29 with FCFS to INR 125,350.00, representing a reported 32.6% reduction. This improvement is associated with tariff-aware scheduling, selection of energy-efficient machines, priority-based shifting, and CP-SAT refinement. </w:t>
       </w:r>
     </w:p>
     <w:p>
@@ -8963,50 +8376,22 @@
           <w:rFonts w:ascii="Times New Roman" w:hAnsi="Times New Roman" w:cs="Times New Roman"/>
         </w:rPr>
         <w:lastRenderedPageBreak/>
-        <w:t xml:space="preserve">Hybrid Solver reports the lowest </w:t>
-      </w:r>
-      <w:proofErr w:type="spellStart"/>
-      <w:r>
-        <w:rPr>
-          <w:rFonts w:ascii="Times New Roman" w:hAnsi="Times New Roman" w:cs="Times New Roman"/>
-        </w:rPr>
-        <w:t>modeled</w:t>
-      </w:r>
-      <w:proofErr w:type="spellEnd"/>
-      <w:r>
-        <w:rPr>
-          <w:rFonts w:ascii="Times New Roman" w:hAnsi="Times New Roman" w:cs="Times New Roman"/>
-        </w:rPr>
-        <w:t xml:space="preserve"> energy cost.</w:t>
-      </w:r>
-    </w:p>
-    <w:p>
-      <w:pPr>
-        <w:spacing w:line="360" w:lineRule="auto"/>
-        <w:jc w:val="both"/>
-        <w:rPr>
-          <w:rFonts w:ascii="Times New Roman" w:hAnsi="Times New Roman" w:cs="Times New Roman"/>
-        </w:rPr>
-      </w:pPr>
-      <w:r>
-        <w:rPr>
-          <w:rFonts w:ascii="Times New Roman" w:hAnsi="Times New Roman" w:cs="Times New Roman"/>
-        </w:rPr>
-        <w:t xml:space="preserve">The Hybrid Solver produces a 50.00-hour </w:t>
-      </w:r>
-      <w:proofErr w:type="spellStart"/>
-      <w:r>
-        <w:rPr>
-          <w:rFonts w:ascii="Times New Roman" w:hAnsi="Times New Roman" w:cs="Times New Roman"/>
-        </w:rPr>
-        <w:t>makespan</w:t>
-      </w:r>
-      <w:proofErr w:type="spellEnd"/>
-      <w:r>
-        <w:rPr>
-          <w:rFonts w:ascii="Times New Roman" w:hAnsi="Times New Roman" w:cs="Times New Roman"/>
-        </w:rPr>
-        <w:t xml:space="preserve">, compared with 49.25 hours for FCFS, indicating a small production-time trade-off. Average waiting time also increases from 54.6 minutes to 93.9 minutes, as flexible jobs may be intentionally delayed to avoid expensive tariff periods. </w:t>
+        <w:t>Hybrid Solver reports the lowest modeled energy cost.</w:t>
+      </w:r>
+    </w:p>
+    <w:p>
+      <w:pPr>
+        <w:spacing w:line="360" w:lineRule="auto"/>
+        <w:jc w:val="both"/>
+        <w:rPr>
+          <w:rFonts w:ascii="Times New Roman" w:hAnsi="Times New Roman" w:cs="Times New Roman"/>
+        </w:rPr>
+      </w:pPr>
+      <w:r>
+        <w:rPr>
+          <w:rFonts w:ascii="Times New Roman" w:hAnsi="Times New Roman" w:cs="Times New Roman"/>
+        </w:rPr>
+        <w:t xml:space="preserve">The Hybrid Solver produces a 50.00-hour makespan, compared with 49.25 hours for FCFS, indicating a small production-time trade-off. Average waiting time also increases from 54.6 minutes to 93.9 minutes, as flexible jobs may be intentionally delayed to avoid expensive tariff periods. </w:t>
       </w:r>
     </w:p>
     <w:p>
@@ -9116,49 +8501,7 @@
         <w:rPr>
           <w:rFonts w:ascii="Times New Roman" w:hAnsi="Times New Roman" w:cs="Times New Roman"/>
         </w:rPr>
-        <w:t xml:space="preserve">The Hybrid Solver also produces the lowest </w:t>
-      </w:r>
-      <w:proofErr w:type="spellStart"/>
-      <w:r>
-        <w:rPr>
-          <w:rFonts w:ascii="Times New Roman" w:hAnsi="Times New Roman" w:cs="Times New Roman"/>
-        </w:rPr>
-        <w:t>modeled</w:t>
-      </w:r>
-      <w:proofErr w:type="spellEnd"/>
-      <w:r>
-        <w:rPr>
-          <w:rFonts w:ascii="Times New Roman" w:hAnsi="Times New Roman" w:cs="Times New Roman"/>
-        </w:rPr>
-        <w:t xml:space="preserve"> carbon emissions, with 2191.9967 </w:t>
-      </w:r>
-      <w:proofErr w:type="spellStart"/>
-      <w:r>
-        <w:rPr>
-          <w:rFonts w:ascii="Times New Roman" w:hAnsi="Times New Roman" w:cs="Times New Roman"/>
-        </w:rPr>
-        <w:t>tCO</w:t>
-      </w:r>
-      <w:proofErr w:type="spellEnd"/>
-      <w:r>
-        <w:rPr>
-          <w:rFonts w:ascii="Times New Roman" w:hAnsi="Times New Roman" w:cs="Times New Roman"/>
-        </w:rPr>
-        <w:t xml:space="preserve">₂ compared with 2950.9463 </w:t>
-      </w:r>
-      <w:proofErr w:type="spellStart"/>
-      <w:r>
-        <w:rPr>
-          <w:rFonts w:ascii="Times New Roman" w:hAnsi="Times New Roman" w:cs="Times New Roman"/>
-        </w:rPr>
-        <w:t>tCO</w:t>
-      </w:r>
-      <w:proofErr w:type="spellEnd"/>
-      <w:r>
-        <w:rPr>
-          <w:rFonts w:ascii="Times New Roman" w:hAnsi="Times New Roman" w:cs="Times New Roman"/>
-        </w:rPr>
-        <w:t xml:space="preserve">₂ for FCFS, representing a reported 25.7% reduction. </w:t>
+        <w:t xml:space="preserve">The Hybrid Solver also produces the lowest modeled carbon emissions, with 2191.9967 tCO₂ compared with 2950.9463 tCO₂ for FCFS, representing a reported 25.7% reduction. </w:t>
       </w:r>
     </w:p>
     <w:p>
@@ -9192,35 +8535,7 @@
         <w:rPr>
           <w:rFonts w:ascii="Times New Roman" w:hAnsi="Times New Roman" w:cs="Times New Roman"/>
         </w:rPr>
-        <w:t xml:space="preserve">The results demonstrate the main trade-off of energy-aware scheduling. The Hybrid Solver provides the best </w:t>
-      </w:r>
-      <w:proofErr w:type="spellStart"/>
-      <w:r>
-        <w:rPr>
-          <w:rFonts w:ascii="Times New Roman" w:hAnsi="Times New Roman" w:cs="Times New Roman"/>
-        </w:rPr>
-        <w:t>modeled</w:t>
-      </w:r>
-      <w:proofErr w:type="spellEnd"/>
-      <w:r>
-        <w:rPr>
-          <w:rFonts w:ascii="Times New Roman" w:hAnsi="Times New Roman" w:cs="Times New Roman"/>
-        </w:rPr>
-        <w:t xml:space="preserve"> energy-cost and carbon-emission results while maintaining 100% on-time completion. However, this improvement is accompanied by higher waiting time and a small increase in </w:t>
-      </w:r>
-      <w:proofErr w:type="spellStart"/>
-      <w:r>
-        <w:rPr>
-          <w:rFonts w:ascii="Times New Roman" w:hAnsi="Times New Roman" w:cs="Times New Roman"/>
-        </w:rPr>
-        <w:t>makespan</w:t>
-      </w:r>
-      <w:proofErr w:type="spellEnd"/>
-      <w:r>
-        <w:rPr>
-          <w:rFonts w:ascii="Times New Roman" w:hAnsi="Times New Roman" w:cs="Times New Roman"/>
-        </w:rPr>
-        <w:t xml:space="preserve">. </w:t>
+        <w:t xml:space="preserve">The results demonstrate the main trade-off of energy-aware scheduling. The Hybrid Solver provides the best modeled energy-cost and carbon-emission results while maintaining 100% on-time completion. However, this improvement is accompanied by higher waiting time and a small increase in makespan. </w:t>
       </w:r>
     </w:p>
     <w:p>
@@ -9320,21 +8635,7 @@
         <w:rPr>
           <w:rFonts w:ascii="Times New Roman" w:hAnsi="Times New Roman" w:cs="Times New Roman"/>
         </w:rPr>
-        <w:t xml:space="preserve">The developed dashboard presents the major scheduling outputs and KPIs, including energy cost, peak load, carbon emissions, machine utilization, waiting time, </w:t>
-      </w:r>
-      <w:proofErr w:type="spellStart"/>
-      <w:r>
-        <w:rPr>
-          <w:rFonts w:ascii="Times New Roman" w:hAnsi="Times New Roman" w:cs="Times New Roman"/>
-        </w:rPr>
-        <w:t>makespan</w:t>
-      </w:r>
-      <w:proofErr w:type="spellEnd"/>
-      <w:r>
-        <w:rPr>
-          <w:rFonts w:ascii="Times New Roman" w:hAnsi="Times New Roman" w:cs="Times New Roman"/>
-        </w:rPr>
-        <w:t xml:space="preserve">, and on-time completion. Additional visualizations include the algorithm comparison, machine-wise Gantt chart, 48-hour energy forecast, and KPI dashboard. </w:t>
+        <w:t xml:space="preserve">The developed dashboard presents the major scheduling outputs and KPIs, including energy cost, peak load, carbon emissions, machine utilization, waiting time, makespan, and on-time completion. Additional visualizations include the algorithm comparison, machine-wise Gantt chart, 48-hour energy forecast, and KPI dashboard. </w:t>
       </w:r>
     </w:p>
     <w:p>
